--- a/informes-growth/zscaler-2026-10-14/Zscaler - growth - 2026-10-14.docx
+++ b/informes-growth/zscaler-2026-10-14/Zscaler - growth - 2026-10-14.docx
@@ -4521,7 +4521,7 @@
         <w:pStyle w:val="BodyText"/>
       </w:pPr>
       <w:r>
-        <w:t xml:space="preserve">Entonces, 3,5 % (unas 6 acciones, ~1.100 EUR a 212 USD, por encima del mínimo de 1.000 EUR) en dos tramos: la mitad con límite</w:t>
+        <w:t xml:space="preserve">Entonces, 3,5 % (unas 6 acciones, a 212 USD, por encima del mínimo en dos tramos: la mitad con límite</w:t>
       </w:r>
       <w:r>
         <w:t xml:space="preserve"> </w:t>

--- a/informes-growth/zscaler-2026-10-14/Zscaler - growth - 2026-10-14.docx
+++ b/informes-growth/zscaler-2026-10-14/Zscaler - growth - 2026-10-14.docx
@@ -20,91 +20,31 @@
           <w:bCs/>
           <w:b/>
         </w:rPr>
-        <w:t xml:space="preserve">Señal (método v7): Comprar (convicción baja)</w:t>
-      </w:r>
-      <w:r>
-        <w:t xml:space="preserve"> </w:t>
-      </w:r>
-      <w:r>
-        <w:t xml:space="preserve">· Puntuación 69/100 · Señales de cambio de tendencia 4/8 · EV/beneficio bruto 11,9x</w:t>
-      </w:r>
-      <w:r>
-        <w:t xml:space="preserve"> </w:t>
-      </w:r>
-      <w:r>
-        <w:t xml:space="preserve">Precio 228,66 USD · Objetivo 12 m 280,9 USD (ponderada +22,9 %, base +16,8 %, bajista −40,1 %, alcista +97,9 %) · Compra hasta 267,1 USD</w:t>
-      </w:r>
-      <w:r>
-        <w:t xml:space="preserve"> </w:t>
-      </w:r>
-      <w:r>
-        <w:t xml:space="preserve">Peso orientativo: 3,5 % por la regla, pero</w:t>
-      </w:r>
-      <w:r>
-        <w:t xml:space="preserve"> </w:t>
-      </w:r>
-      <w:r>
-        <w:rPr>
-          <w:bCs/>
-          <w:b/>
-        </w:rPr>
-        <w:t xml:space="preserve">hoy no entra</w:t>
-      </w:r>
-      <w:r>
-        <w:t xml:space="preserve">: el bolsillo growth está lleno y no desplaza a ninguna (sección 13) · Por qué: cumple todos los requisitos de compra</w:t>
-      </w:r>
-    </w:p>
-    <w:p>
-      <w:pPr>
-        <w:pStyle w:val="BlockText"/>
-      </w:pPr>
-      <w:r>
-        <w:rPr>
-          <w:bCs/>
-          <w:b/>
-        </w:rPr>
-        <w:t xml:space="preserve">Calculado con el método v7</w:t>
-      </w:r>
-      <w:r>
-        <w:t xml:space="preserve"> </w:t>
-      </w:r>
-      <w:r>
-        <w:t xml:space="preserve">(</w:t>
-      </w:r>
-      <w:r>
-        <w:rPr>
-          <w:rStyle w:val="VerbatimChar"/>
-        </w:rPr>
-        <w:t xml:space="preserve">verticales/growth/metodo.md</w:t>
-      </w:r>
-      <w:r>
-        <w:t xml:space="preserve">). Las ventas del año objetivo salen de la regla mecánica (5.064 M USD en el base) y el múltiplo, del de hoy rebajado por desaceleración (5,2x / 8,7x / 13,9x EV/ventas NTM). La proyección propia (4.390 / 4.630 / 4.850 M USD) es solo contraste.</w:t>
-      </w:r>
-      <w:r>
-        <w:t xml:space="preserve"> </w:t>
-      </w:r>
-      <w:r>
-        <w:rPr>
-          <w:bCs/>
-          <w:b/>
-        </w:rPr>
-        <w:t xml:space="preserve">Aviso importante</w:t>
-      </w:r>
-      <w:r>
-        <w:t xml:space="preserve">: la regla mecánica exagera aquí. Parte de un crecimiento del ~25 %, pero unos 5 puntos vienen de una compra (Red Canary, agosto de 2025) que no se repite. La guía de la empresa para FY2027 es del +17 %.</w:t>
-      </w:r>
-      <w:r>
-        <w:t xml:space="preserve"> </w:t>
-      </w:r>
-      <w:r>
-        <w:rPr>
-          <w:bCs/>
-          <w:b/>
-        </w:rPr>
-        <w:t xml:space="preserve">Con la guía como partida (cálculo a mano, sección 9) la señal sigue en Comprar (baja), pero muy justa</w:t>
-      </w:r>
-      <w:r>
-        <w:t xml:space="preserve">: ponderada +9,3 %, base +4,1 %, bajista −43,6 % y compra hasta ~238 USD. Si además se usan probabilidades 35/50/15 por las dudas sobre la ejecución comercial, pasa a Mantener (ponderada −2,3 %).</w:t>
+        <w:t xml:space="preserve">Señal (método vigente v11): Comprar (convicción baja)</w:t>
+      </w:r>
+      <w:r>
+        <w:t xml:space="preserve"> </w:t>
+      </w:r>
+      <w:r>
+        <w:t xml:space="preserve">· Puntuación 69,0/100 · Señales de cambio de tendencia 4/8 · EV/ventas NTM 9,2 veces</w:t>
+      </w:r>
+      <w:r>
+        <w:t xml:space="preserve"> </w:t>
+      </w:r>
+      <w:r>
+        <w:t xml:space="preserve">Precio 228,66 USD (fecha del informe) · Objetivo 12 m 256,5 USD · Ponderada +12,2 % · Base +7,2 % · Bajista −42,3 % · Alcista +76,6 % · Compra hasta 244,3 USD</w:t>
+      </w:r>
+      <w:r>
+        <w:t xml:space="preserve"> </w:t>
+      </w:r>
+      <w:r>
+        <w:t xml:space="preserve">Peso orientativo: 3.5 % de la cartera · Por qué: cumple todos los requisitos de compra</w:t>
+      </w:r>
+      <w:r>
+        <w:t xml:space="preserve"> </w:t>
+      </w:r>
+      <w:r>
+        <w:t xml:space="preserve">Cabecera rehecha con la v11 el 15-oct (auditoría de homogeneidad). Antes decía (método v7): Comprar (convicción baja). El texto de abajo puede citar cifras de esa versión anterior; mandan las de esta cabecera.</w:t>
       </w:r>
     </w:p>
     <w:bookmarkStart w:id="20" w:name="la-tesis-en-cinco-líneas"/>
